--- a/examples/autoencoder/doc/autoenc_stacked_e.docx
+++ b/examples/autoencoder/doc/autoenc_stacked_e.docx
@@ -1323,7 +1323,7 @@
         <w:rPr>
           <w:rStyle w:val="VerbatimChar"/>
         </w:rPr>
-        <w:t xml:space="preserve">## [1,] -1.421229 -0.15521038 1.235464</w:t>
+        <w:t xml:space="preserve">## [1,] -1.385946 -0.22146240 1.251930</w:t>
       </w:r>
       <w:r>
         <w:br/>
@@ -1332,7 +1332,7 @@
         <w:rPr>
           <w:rStyle w:val="VerbatimChar"/>
         </w:rPr>
-        <w:t xml:space="preserve">## [2,] -1.449511 -0.07074115 1.354781</w:t>
+        <w:t xml:space="preserve">## [2,] -1.417449 -0.13856411 1.371727</w:t>
       </w:r>
       <w:r>
         <w:br/>
@@ -1341,7 +1341,7 @@
         <w:rPr>
           <w:rStyle w:val="VerbatimChar"/>
         </w:rPr>
-        <w:t xml:space="preserve">## [3,] -1.444109  0.02858589 1.434793</w:t>
+        <w:t xml:space="preserve">## [3,] -1.417400 -0.04026666 1.452356</w:t>
       </w:r>
       <w:r>
         <w:br/>
@@ -1350,7 +1350,7 @@
         <w:rPr>
           <w:rStyle w:val="VerbatimChar"/>
         </w:rPr>
-        <w:t xml:space="preserve">## [4,] -1.406184  0.13552426 1.467330</w:t>
+        <w:t xml:space="preserve">## [4,] -1.387550  0.07008595 1.484440</w:t>
       </w:r>
       <w:r>
         <w:br/>
@@ -1359,7 +1359,7 @@
         <w:rPr>
           <w:rStyle w:val="VerbatimChar"/>
         </w:rPr>
-        <w:t xml:space="preserve">## [5,] -1.336450  0.24555849 1.456734</w:t>
+        <w:t xml:space="preserve">## [5,] -1.326697  0.18490005 1.474007</w:t>
       </w:r>
       <w:r>
         <w:br/>
@@ -1368,7 +1368,7 @@
         <w:rPr>
           <w:rStyle w:val="VerbatimChar"/>
         </w:rPr>
-        <w:t xml:space="preserve">## [6,] -1.240005  0.35616076 1.401534</w:t>
+        <w:t xml:space="preserve">## [6,] -1.239654  0.29830199 1.419894</w:t>
       </w:r>
     </w:p>
     <w:p>
@@ -1386,7 +1386,11 @@
       </w:r>
     </w:p>
     <w:bookmarkEnd w:id="23"/>
-    <w:sectPr/>
+    <w:sectPr>
+      <w:footnotePr>
+        <w:numRestart w:val="eachSect"/>
+      </w:footnotePr>
+    </w:sectPr>
   </w:body>
 </w:document>
 </file>
@@ -1558,8 +1562,6 @@
     </w:pPr>
     <w:rPr>
       <w:rFonts w:asciiTheme="majorHAnsi" w:cstheme="majorBidi" w:eastAsiaTheme="majorEastAsia" w:hAnsiTheme="majorHAnsi"/>
-      <w:spacing w:val="-10"/>
-      <w:kern w:val="28"/>
       <w:sz w:val="56"/>
       <w:szCs w:val="56"/>
     </w:rPr>
@@ -1572,15 +1574,13 @@
     <w:rsid w:val="00A10FD9"/>
     <w:rPr>
       <w:rFonts w:asciiTheme="majorHAnsi" w:cstheme="majorBidi" w:eastAsiaTheme="majorEastAsia" w:hAnsiTheme="majorHAnsi"/>
-      <w:spacing w:val="-10"/>
-      <w:kern w:val="28"/>
       <w:sz w:val="56"/>
       <w:szCs w:val="56"/>
     </w:rPr>
   </w:style>
   <w:style w:styleId="Subtitle" w:type="paragraph">
     <w:name w:val="Subtitle"/>
-    <w:basedOn w:val="Normal"/>
+    <w:basedOn w:val="Title"/>
     <w:next w:val="BodyText"/>
     <w:link w:val="SubtitleChar"/>
     <w:uiPriority w:val="11"/>
@@ -1593,7 +1593,6 @@
     </w:pPr>
     <w:rPr>
       <w:rFonts w:cstheme="majorBidi" w:eastAsiaTheme="majorEastAsia"/>
-      <w:color w:themeColor="text1" w:themeTint="A6" w:val="595959"/>
       <w:spacing w:val="15"/>
       <w:sz w:val="28"/>
       <w:szCs w:val="28"/>
@@ -1615,23 +1614,31 @@
   </w:style>
   <w:style w:customStyle="1" w:styleId="Author" w:type="paragraph">
     <w:name w:val="Author"/>
+    <w:basedOn w:val="Title"/>
     <w:next w:val="BodyText"/>
     <w:qFormat/>
     <w:pPr>
       <w:keepNext/>
       <w:keepLines/>
-      <w:jc w:val="center"/>
     </w:pPr>
+    <w:rPr>
+      <w:sz w:val="24"/>
+      <w:szCs w:val="24"/>
+    </w:rPr>
   </w:style>
   <w:style w:styleId="Date" w:type="paragraph">
     <w:name w:val="Date"/>
+    <w:basedOn w:val="Title"/>
     <w:next w:val="BodyText"/>
     <w:qFormat/>
     <w:pPr>
       <w:keepNext/>
       <w:keepLines/>
-      <w:jc w:val="center"/>
     </w:pPr>
+    <w:rPr>
+      <w:sz w:val="24"/>
+      <w:szCs w:val="24"/>
+    </w:rPr>
   </w:style>
   <w:style w:customStyle="1" w:styleId="AbstractTitle" w:type="paragraph">
     <w:name w:val="Abstract Title"/>
@@ -1646,7 +1653,6 @@
     </w:pPr>
     <w:rPr>
       <w:b/>
-      <w:color w:val="345A8A"/>
       <w:sz w:val="20"/>
       <w:szCs w:val="20"/>
     </w:rPr>

--- a/examples/autoencoder/doc/autoenc_stacked_e.docx
+++ b/examples/autoencoder/doc/autoenc_stacked_e.docx
@@ -1314,7 +1314,7 @@
         <w:rPr>
           <w:rStyle w:val="VerbatimChar"/>
         </w:rPr>
-        <w:t xml:space="preserve">##           [,1]        [,2]     [,3]</w:t>
+        <w:t xml:space="preserve">##           [,1]       [,2]      [,3]</w:t>
       </w:r>
       <w:r>
         <w:br/>
@@ -1323,7 +1323,7 @@
         <w:rPr>
           <w:rStyle w:val="VerbatimChar"/>
         </w:rPr>
-        <w:t xml:space="preserve">## [1,] -1.385946 -0.22146240 1.251930</w:t>
+        <w:t xml:space="preserve">## [1,] -1.719528 -0.3825401 0.4801560</w:t>
       </w:r>
       <w:r>
         <w:br/>
@@ -1332,7 +1332,7 @@
         <w:rPr>
           <w:rStyle w:val="VerbatimChar"/>
         </w:rPr>
-        <w:t xml:space="preserve">## [2,] -1.417449 -0.13856411 1.371727</w:t>
+        <w:t xml:space="preserve">## [2,] -1.763227 -0.3559710 0.6021153</w:t>
       </w:r>
       <w:r>
         <w:br/>
@@ -1341,7 +1341,7 @@
         <w:rPr>
           <w:rStyle w:val="VerbatimChar"/>
         </w:rPr>
-        <w:t xml:space="preserve">## [3,] -1.417400 -0.04026666 1.452356</w:t>
+        <w:t xml:space="preserve">## [3,] -1.748872 -0.3272776 0.7058560</w:t>
       </w:r>
       <w:r>
         <w:br/>
@@ -1350,7 +1350,7 @@
         <w:rPr>
           <w:rStyle w:val="VerbatimChar"/>
         </w:rPr>
-        <w:t xml:space="preserve">## [4,] -1.387550  0.07008595 1.484440</w:t>
+        <w:t xml:space="preserve">## [4,] -1.675439 -0.2979945 0.7847096</w:t>
       </w:r>
       <w:r>
         <w:br/>
@@ -1359,7 +1359,7 @@
         <w:rPr>
           <w:rStyle w:val="VerbatimChar"/>
         </w:rPr>
-        <w:t xml:space="preserve">## [5,] -1.326697  0.18490005 1.474007</w:t>
+        <w:t xml:space="preserve">## [5,] -1.551962 -0.2696612 0.8326743</w:t>
       </w:r>
       <w:r>
         <w:br/>
@@ -1368,7 +1368,7 @@
         <w:rPr>
           <w:rStyle w:val="VerbatimChar"/>
         </w:rPr>
-        <w:t xml:space="preserve">## [6,] -1.239654  0.29830199 1.419894</w:t>
+        <w:t xml:space="preserve">## [6,] -1.385976 -0.2439991 0.8473141</w:t>
       </w:r>
     </w:p>
     <w:p>

--- a/examples/autoencoder/doc/autoenc_stacked_e.docx
+++ b/examples/autoencoder/doc/autoenc_stacked_e.docx
@@ -1323,7 +1323,7 @@
         <w:rPr>
           <w:rStyle w:val="VerbatimChar"/>
         </w:rPr>
-        <w:t xml:space="preserve">## [1,] -1.719528 -0.3825401 0.4801560</w:t>
+        <w:t xml:space="preserve">## [1,] -1.719916 -0.3383530 0.5323938</w:t>
       </w:r>
       <w:r>
         <w:br/>
@@ -1332,7 +1332,7 @@
         <w:rPr>
           <w:rStyle w:val="VerbatimChar"/>
         </w:rPr>
-        <w:t xml:space="preserve">## [2,] -1.763227 -0.3559710 0.6021153</w:t>
+        <w:t xml:space="preserve">## [2,] -1.762470 -0.3168352 0.6523106</w:t>
       </w:r>
       <w:r>
         <w:br/>
@@ -1341,7 +1341,7 @@
         <w:rPr>
           <w:rStyle w:val="VerbatimChar"/>
         </w:rPr>
-        <w:t xml:space="preserve">## [3,] -1.748872 -0.3272776 0.7058560</w:t>
+        <w:t xml:space="preserve">## [3,] -1.749118 -0.2932281 0.7528594</w:t>
       </w:r>
       <w:r>
         <w:br/>
@@ -1350,7 +1350,7 @@
         <w:rPr>
           <w:rStyle w:val="VerbatimChar"/>
         </w:rPr>
-        <w:t xml:space="preserve">## [4,] -1.675439 -0.2979945 0.7847096</w:t>
+        <w:t xml:space="preserve">## [4,] -1.680294 -0.2695974 0.8268685</w:t>
       </w:r>
       <w:r>
         <w:br/>
@@ -1359,7 +1359,7 @@
         <w:rPr>
           <w:rStyle w:val="VerbatimChar"/>
         </w:rPr>
-        <w:t xml:space="preserve">## [5,] -1.551962 -0.2696612 0.8326743</w:t>
+        <w:t xml:space="preserve">## [5,] -1.562239 -0.2469216 0.8683196</w:t>
       </w:r>
       <w:r>
         <w:br/>
@@ -1368,7 +1368,7 @@
         <w:rPr>
           <w:rStyle w:val="VerbatimChar"/>
         </w:rPr>
-        <w:t xml:space="preserve">## [6,] -1.385976 -0.2439991 0.8473141</w:t>
+        <w:t xml:space="preserve">## [6,] -1.400091 -0.2267194 0.8772949</w:t>
       </w:r>
     </w:p>
     <w:p>

--- a/examples/autoencoder/doc/autoenc_stacked_e.docx
+++ b/examples/autoencoder/doc/autoenc_stacked_e.docx
@@ -1323,7 +1323,7 @@
         <w:rPr>
           <w:rStyle w:val="VerbatimChar"/>
         </w:rPr>
-        <w:t xml:space="preserve">## [1,] -1.719916 -0.3383530 0.5323938</w:t>
+        <w:t xml:space="preserve">## [1,] -1.737845 -0.4370624 0.4956706</w:t>
       </w:r>
       <w:r>
         <w:br/>
@@ -1332,7 +1332,7 @@
         <w:rPr>
           <w:rStyle w:val="VerbatimChar"/>
         </w:rPr>
-        <w:t xml:space="preserve">## [2,] -1.762470 -0.3168352 0.6523106</w:t>
+        <w:t xml:space="preserve">## [2,] -1.786944 -0.3815696 0.6097473</w:t>
       </w:r>
       <w:r>
         <w:br/>
@@ -1341,7 +1341,7 @@
         <w:rPr>
           <w:rStyle w:val="VerbatimChar"/>
         </w:rPr>
-        <w:t xml:space="preserve">## [3,] -1.749118 -0.2932281 0.7528594</w:t>
+        <w:t xml:space="preserve">## [3,] -1.775701 -0.3212787 0.7046899</w:t>
       </w:r>
       <w:r>
         <w:br/>
@@ -1350,7 +1350,7 @@
         <w:rPr>
           <w:rStyle w:val="VerbatimChar"/>
         </w:rPr>
-        <w:t xml:space="preserve">## [4,] -1.680294 -0.2695974 0.8268685</w:t>
+        <w:t xml:space="preserve">## [4,] -1.708083 -0.2600256 0.7753616</w:t>
       </w:r>
       <w:r>
         <w:br/>
@@ -1359,7 +1359,7 @@
         <w:rPr>
           <w:rStyle w:val="VerbatimChar"/>
         </w:rPr>
-        <w:t xml:space="preserve">## [5,] -1.562239 -0.2469216 0.8683196</w:t>
+        <w:t xml:space="preserve">## [5,] -1.588800 -0.2028065 0.8140892</w:t>
       </w:r>
       <w:r>
         <w:br/>
@@ -1368,7 +1368,7 @@
         <w:rPr>
           <w:rStyle w:val="VerbatimChar"/>
         </w:rPr>
-        <w:t xml:space="preserve">## [6,] -1.400091 -0.2267194 0.8772949</w:t>
+        <w:t xml:space="preserve">## [6,] -1.424645 -0.1517157 0.8225050</w:t>
       </w:r>
     </w:p>
     <w:p>

--- a/examples/autoencoder/doc/autoenc_stacked_e.docx
+++ b/examples/autoencoder/doc/autoenc_stacked_e.docx
@@ -1323,7 +1323,7 @@
         <w:rPr>
           <w:rStyle w:val="VerbatimChar"/>
         </w:rPr>
-        <w:t xml:space="preserve">## [1,] -1.737845 -0.4370624 0.4956706</w:t>
+        <w:t xml:space="preserve">## [1,] -1.718837 -0.4159124 0.5356224</w:t>
       </w:r>
       <w:r>
         <w:br/>
@@ -1332,7 +1332,7 @@
         <w:rPr>
           <w:rStyle w:val="VerbatimChar"/>
         </w:rPr>
-        <w:t xml:space="preserve">## [2,] -1.786944 -0.3815696 0.6097473</w:t>
+        <w:t xml:space="preserve">## [2,] -1.765174 -0.3824204 0.6539560</w:t>
       </w:r>
       <w:r>
         <w:br/>
@@ -1341,7 +1341,7 @@
         <w:rPr>
           <w:rStyle w:val="VerbatimChar"/>
         </w:rPr>
-        <w:t xml:space="preserve">## [3,] -1.775701 -0.3212787 0.7046899</w:t>
+        <w:t xml:space="preserve">## [3,] -1.752702 -0.3456576 0.7533786</w:t>
       </w:r>
       <w:r>
         <w:br/>
@@ -1350,7 +1350,7 @@
         <w:rPr>
           <w:rStyle w:val="VerbatimChar"/>
         </w:rPr>
-        <w:t xml:space="preserve">## [4,] -1.708083 -0.2600256 0.7753616</w:t>
+        <w:t xml:space="preserve">## [4,] -1.684811 -0.3077659 0.8260097</w:t>
       </w:r>
       <w:r>
         <w:br/>
@@ -1359,7 +1359,7 @@
         <w:rPr>
           <w:rStyle w:val="VerbatimChar"/>
         </w:rPr>
-        <w:t xml:space="preserve">## [5,] -1.588800 -0.2028065 0.8140892</w:t>
+        <w:t xml:space="preserve">## [5,] -1.565791 -0.2711968 0.8670155</w:t>
       </w:r>
       <w:r>
         <w:br/>
@@ -1368,7 +1368,7 @@
         <w:rPr>
           <w:rStyle w:val="VerbatimChar"/>
         </w:rPr>
-        <w:t xml:space="preserve">## [6,] -1.424645 -0.1517157 0.8225050</w:t>
+        <w:t xml:space="preserve">## [6,] -1.402466 -0.2374139 0.8765474</w:t>
       </w:r>
     </w:p>
     <w:p>

--- a/examples/autoencoder/doc/autoenc_stacked_e.docx
+++ b/examples/autoencoder/doc/autoenc_stacked_e.docx
@@ -1314,7 +1314,7 @@
         <w:rPr>
           <w:rStyle w:val="VerbatimChar"/>
         </w:rPr>
-        <w:t xml:space="preserve">##           [,1]       [,2]      [,3]</w:t>
+        <w:t xml:space="preserve">##           [,1]        [,2]      [,3]</w:t>
       </w:r>
       <w:r>
         <w:br/>
@@ -1323,7 +1323,7 @@
         <w:rPr>
           <w:rStyle w:val="VerbatimChar"/>
         </w:rPr>
-        <w:t xml:space="preserve">## [1,] -1.718837 -0.4159124 0.5356224</w:t>
+        <w:t xml:space="preserve">## [1,] -1.730027 -0.35538977 0.4878845</w:t>
       </w:r>
       <w:r>
         <w:br/>
@@ -1332,7 +1332,7 @@
         <w:rPr>
           <w:rStyle w:val="VerbatimChar"/>
         </w:rPr>
-        <w:t xml:space="preserve">## [2,] -1.765174 -0.3824204 0.6539560</w:t>
+        <w:t xml:space="preserve">## [2,] -1.778020 -0.29989731 0.5997685</w:t>
       </w:r>
       <w:r>
         <w:br/>
@@ -1341,7 +1341,7 @@
         <w:rPr>
           <w:rStyle w:val="VerbatimChar"/>
         </w:rPr>
-        <w:t xml:space="preserve">## [3,] -1.752702 -0.3456576 0.7533786</w:t>
+        <w:t xml:space="preserve">## [3,] -1.764874 -0.24115714 0.6937118</w:t>
       </w:r>
       <w:r>
         <w:br/>
@@ -1350,7 +1350,7 @@
         <w:rPr>
           <w:rStyle w:val="VerbatimChar"/>
         </w:rPr>
-        <w:t xml:space="preserve">## [4,] -1.684811 -0.3077659 0.8260097</w:t>
+        <w:t xml:space="preserve">## [4,] -1.695748 -0.18260249 0.7644752</w:t>
       </w:r>
       <w:r>
         <w:br/>
@@ -1359,7 +1359,7 @@
         <w:rPr>
           <w:rStyle w:val="VerbatimChar"/>
         </w:rPr>
-        <w:t xml:space="preserve">## [5,] -1.565791 -0.2711968 0.8670155</w:t>
+        <w:t xml:space="preserve">## [5,] -1.577559 -0.13075729 0.8054565</w:t>
       </w:r>
       <w:r>
         <w:br/>
@@ -1368,7 +1368,7 @@
         <w:rPr>
           <w:rStyle w:val="VerbatimChar"/>
         </w:rPr>
-        <w:t xml:space="preserve">## [6,] -1.402466 -0.2374139 0.8765474</w:t>
+        <w:t xml:space="preserve">## [6,] -1.415492 -0.09137172 0.8122802</w:t>
       </w:r>
     </w:p>
     <w:p>

--- a/examples/autoencoder/doc/autoenc_stacked_e.docx
+++ b/examples/autoencoder/doc/autoenc_stacked_e.docx
@@ -2,7 +2,7 @@
 <file path=word/document.xml><?xml version="1.0" encoding="utf-8"?>
 <w:document xmlns:w="http://schemas.openxmlformats.org/wordprocessingml/2006/main" xmlns:m="http://schemas.openxmlformats.org/officeDocument/2006/math" xmlns:r="http://schemas.openxmlformats.org/officeDocument/2006/relationships" xmlns:o="urn:schemas-microsoft-com:office:office" xmlns:v="urn:schemas-microsoft-com:vml" xmlns:w10="urn:schemas-microsoft-com:office:word" xmlns:a="http://schemas.openxmlformats.org/drawingml/2006/main" xmlns:pic="http://schemas.openxmlformats.org/drawingml/2006/picture" xmlns:wp="http://schemas.openxmlformats.org/drawingml/2006/wordprocessingDrawing">
   <w:body>
-    <w:bookmarkStart w:id="23" w:name="stacked-autoencoder-encode"/>
+    <w:bookmarkStart w:id="12" w:name="stacked-autoencoder-encode"/>
     <w:p>
       <w:pPr>
         <w:pStyle w:val="Heading2"/>
@@ -821,7 +821,7 @@
         <w:rPr>
           <w:rStyle w:val="CommentTok"/>
         </w:rPr>
-        <w:t xml:space="preserve"># Learning curves (train and validation loss per epoch)</w:t>
+        <w:t xml:space="preserve"># Learning curves</w:t>
       </w:r>
       <w:r>
         <w:br/>
@@ -879,195 +879,414 @@
       </w:r>
       <w:r>
         <w:rPr>
+          <w:rStyle w:val="FunctionTok"/>
+        </w:rPr>
+        <w:t xml:space="preserve">seq_along</w:t>
+      </w:r>
+      <w:r>
+        <w:rPr>
+          <w:rStyle w:val="NormalTok"/>
+        </w:rPr>
+        <w:t xml:space="preserve">(auto</w:t>
+      </w:r>
+      <w:r>
+        <w:rPr>
+          <w:rStyle w:val="SpecialCharTok"/>
+        </w:rPr>
+        <w:t xml:space="preserve">$</w:t>
+      </w:r>
+      <w:r>
+        <w:rPr>
+          <w:rStyle w:val="NormalTok"/>
+        </w:rPr>
+        <w:t xml:space="preserve">train_loss),</w:t>
+      </w:r>
+      <w:r>
+        <w:br/>
+      </w:r>
+      <w:r>
+        <w:rPr>
+          <w:rStyle w:val="NormalTok"/>
+        </w:rPr>
+        <w:t xml:space="preserve">  </w:t>
+      </w:r>
+      <w:r>
+        <w:rPr>
+          <w:rStyle w:val="AttributeTok"/>
+        </w:rPr>
+        <w:t xml:space="preserve">train_loss =</w:t>
+      </w:r>
+      <w:r>
+        <w:rPr>
+          <w:rStyle w:val="NormalTok"/>
+        </w:rPr>
+        <w:t xml:space="preserve"> auto</w:t>
+      </w:r>
+      <w:r>
+        <w:rPr>
+          <w:rStyle w:val="SpecialCharTok"/>
+        </w:rPr>
+        <w:t xml:space="preserve">$</w:t>
+      </w:r>
+      <w:r>
+        <w:rPr>
+          <w:rStyle w:val="NormalTok"/>
+        </w:rPr>
+        <w:t xml:space="preserve">train_loss</w:t>
+      </w:r>
+      <w:r>
+        <w:br/>
+      </w:r>
+      <w:r>
+        <w:rPr>
+          <w:rStyle w:val="NormalTok"/>
+        </w:rPr>
+        <w:t xml:space="preserve">)</w:t>
+      </w:r>
+      <w:r>
+        <w:br/>
+      </w:r>
+      <w:r>
+        <w:rPr>
+          <w:rStyle w:val="ControlFlowTok"/>
+        </w:rPr>
+        <w:t xml:space="preserve">if</w:t>
+      </w:r>
+      <w:r>
+        <w:rPr>
+          <w:rStyle w:val="NormalTok"/>
+        </w:rPr>
+        <w:t xml:space="preserve"> (</w:t>
+      </w:r>
+      <w:r>
+        <w:rPr>
+          <w:rStyle w:val="SpecialCharTok"/>
+        </w:rPr>
+        <w:t xml:space="preserve">!</w:t>
+      </w:r>
+      <w:r>
+        <w:rPr>
+          <w:rStyle w:val="FunctionTok"/>
+        </w:rPr>
+        <w:t xml:space="preserve">is.null</w:t>
+      </w:r>
+      <w:r>
+        <w:rPr>
+          <w:rStyle w:val="NormalTok"/>
+        </w:rPr>
+        <w:t xml:space="preserve">(auto</w:t>
+      </w:r>
+      <w:r>
+        <w:rPr>
+          <w:rStyle w:val="SpecialCharTok"/>
+        </w:rPr>
+        <w:t xml:space="preserve">$</w:t>
+      </w:r>
+      <w:r>
+        <w:rPr>
+          <w:rStyle w:val="NormalTok"/>
+        </w:rPr>
+        <w:t xml:space="preserve">val_loss) </w:t>
+      </w:r>
+      <w:r>
+        <w:rPr>
+          <w:rStyle w:val="SpecialCharTok"/>
+        </w:rPr>
+        <w:t xml:space="preserve">&amp;&amp;</w:t>
+      </w:r>
+      <w:r>
+        <w:rPr>
+          <w:rStyle w:val="NormalTok"/>
+        </w:rPr>
+        <w:t xml:space="preserve"> </w:t>
+      </w:r>
+      <w:r>
+        <w:rPr>
+          <w:rStyle w:val="FunctionTok"/>
+        </w:rPr>
+        <w:t xml:space="preserve">length</w:t>
+      </w:r>
+      <w:r>
+        <w:rPr>
+          <w:rStyle w:val="NormalTok"/>
+        </w:rPr>
+        <w:t xml:space="preserve">(auto</w:t>
+      </w:r>
+      <w:r>
+        <w:rPr>
+          <w:rStyle w:val="SpecialCharTok"/>
+        </w:rPr>
+        <w:t xml:space="preserve">$</w:t>
+      </w:r>
+      <w:r>
+        <w:rPr>
+          <w:rStyle w:val="NormalTok"/>
+        </w:rPr>
+        <w:t xml:space="preserve">val_loss) </w:t>
+      </w:r>
+      <w:r>
+        <w:rPr>
+          <w:rStyle w:val="SpecialCharTok"/>
+        </w:rPr>
+        <w:t xml:space="preserve">&gt;</w:t>
+      </w:r>
+      <w:r>
+        <w:rPr>
+          <w:rStyle w:val="NormalTok"/>
+        </w:rPr>
+        <w:t xml:space="preserve"> </w:t>
+      </w:r>
+      <w:r>
+        <w:rPr>
           <w:rStyle w:val="DecValTok"/>
         </w:rPr>
-        <w:t xml:space="preserve">1</w:t>
+        <w:t xml:space="preserve">0</w:t>
+      </w:r>
+      <w:r>
+        <w:rPr>
+          <w:rStyle w:val="NormalTok"/>
+        </w:rPr>
+        <w:t xml:space="preserve">) {</w:t>
+      </w:r>
+      <w:r>
+        <w:br/>
+      </w:r>
+      <w:r>
+        <w:rPr>
+          <w:rStyle w:val="NormalTok"/>
+        </w:rPr>
+        <w:t xml:space="preserve">  fit_loss</w:t>
       </w:r>
       <w:r>
         <w:rPr>
           <w:rStyle w:val="SpecialCharTok"/>
         </w:rPr>
-        <w:t xml:space="preserve">:</w:t>
+        <w:t xml:space="preserve">$</w:t>
+      </w:r>
+      <w:r>
+        <w:rPr>
+          <w:rStyle w:val="NormalTok"/>
+        </w:rPr>
+        <w:t xml:space="preserve">val_loss </w:t>
+      </w:r>
+      <w:r>
+        <w:rPr>
+          <w:rStyle w:val="OtherTok"/>
+        </w:rPr>
+        <w:t xml:space="preserve">&lt;-</w:t>
+      </w:r>
+      <w:r>
+        <w:rPr>
+          <w:rStyle w:val="NormalTok"/>
+        </w:rPr>
+        <w:t xml:space="preserve"> auto</w:t>
+      </w:r>
+      <w:r>
+        <w:rPr>
+          <w:rStyle w:val="SpecialCharTok"/>
+        </w:rPr>
+        <w:t xml:space="preserve">$</w:t>
+      </w:r>
+      <w:r>
+        <w:rPr>
+          <w:rStyle w:val="NormalTok"/>
+        </w:rPr>
+        <w:t xml:space="preserve">val_loss</w:t>
+      </w:r>
+      <w:r>
+        <w:br/>
+      </w:r>
+      <w:r>
+        <w:rPr>
+          <w:rStyle w:val="NormalTok"/>
+        </w:rPr>
+        <w:t xml:space="preserve">}</w:t>
+      </w:r>
+      <w:r>
+        <w:br/>
+      </w:r>
+      <w:r>
+        <w:rPr>
+          <w:rStyle w:val="NormalTok"/>
+        </w:rPr>
+        <w:t xml:space="preserve">colors </w:t>
+      </w:r>
+      <w:r>
+        <w:rPr>
+          <w:rStyle w:val="OtherTok"/>
+        </w:rPr>
+        <w:t xml:space="preserve">&lt;-</w:t>
+      </w:r>
+      <w:r>
+        <w:rPr>
+          <w:rStyle w:val="NormalTok"/>
+        </w:rPr>
+        <w:t xml:space="preserve"> </w:t>
+      </w:r>
+      <w:r>
+        <w:rPr>
+          <w:rStyle w:val="ControlFlowTok"/>
+        </w:rPr>
+        <w:t xml:space="preserve">if</w:t>
+      </w:r>
+      <w:r>
+        <w:rPr>
+          <w:rStyle w:val="NormalTok"/>
+        </w:rPr>
+        <w:t xml:space="preserve"> (</w:t>
+      </w:r>
+      <w:r>
+        <w:rPr>
+          <w:rStyle w:val="StringTok"/>
+        </w:rPr>
+        <w:t xml:space="preserve">"val_loss"</w:t>
+      </w:r>
+      <w:r>
+        <w:rPr>
+          <w:rStyle w:val="NormalTok"/>
+        </w:rPr>
+        <w:t xml:space="preserve"> </w:t>
+      </w:r>
+      <w:r>
+        <w:rPr>
+          <w:rStyle w:val="SpecialCharTok"/>
+        </w:rPr>
+        <w:t xml:space="preserve">%in%</w:t>
+      </w:r>
+      <w:r>
+        <w:rPr>
+          <w:rStyle w:val="NormalTok"/>
+        </w:rPr>
+        <w:t xml:space="preserve"> </w:t>
       </w:r>
       <w:r>
         <w:rPr>
           <w:rStyle w:val="FunctionTok"/>
         </w:rPr>
-        <w:t xml:space="preserve">length</w:t>
-      </w:r>
-      <w:r>
-        <w:rPr>
-          <w:rStyle w:val="NormalTok"/>
-        </w:rPr>
-        <w:t xml:space="preserve">(auto</w:t>
-      </w:r>
-      <w:r>
-        <w:rPr>
-          <w:rStyle w:val="SpecialCharTok"/>
-        </w:rPr>
-        <w:t xml:space="preserve">$</w:t>
-      </w:r>
-      <w:r>
-        <w:rPr>
-          <w:rStyle w:val="NormalTok"/>
-        </w:rPr>
-        <w:t xml:space="preserve">train_loss),</w:t>
-      </w:r>
-      <w:r>
-        <w:br/>
-      </w:r>
-      <w:r>
-        <w:rPr>
-          <w:rStyle w:val="NormalTok"/>
-        </w:rPr>
-        <w:t xml:space="preserve">  </w:t>
+        <w:t xml:space="preserve">names</w:t>
+      </w:r>
+      <w:r>
+        <w:rPr>
+          <w:rStyle w:val="NormalTok"/>
+        </w:rPr>
+        <w:t xml:space="preserve">(fit_loss)) </w:t>
+      </w:r>
+      <w:r>
+        <w:rPr>
+          <w:rStyle w:val="FunctionTok"/>
+        </w:rPr>
+        <w:t xml:space="preserve">c</w:t>
+      </w:r>
+      <w:r>
+        <w:rPr>
+          <w:rStyle w:val="NormalTok"/>
+        </w:rPr>
+        <w:t xml:space="preserve">(</w:t>
+      </w:r>
+      <w:r>
+        <w:rPr>
+          <w:rStyle w:val="StringTok"/>
+        </w:rPr>
+        <w:t xml:space="preserve">"Blue"</w:t>
+      </w:r>
+      <w:r>
+        <w:rPr>
+          <w:rStyle w:val="NormalTok"/>
+        </w:rPr>
+        <w:t xml:space="preserve">, </w:t>
+      </w:r>
+      <w:r>
+        <w:rPr>
+          <w:rStyle w:val="StringTok"/>
+        </w:rPr>
+        <w:t xml:space="preserve">"Orange"</w:t>
+      </w:r>
+      <w:r>
+        <w:rPr>
+          <w:rStyle w:val="NormalTok"/>
+        </w:rPr>
+        <w:t xml:space="preserve">) </w:t>
+      </w:r>
+      <w:r>
+        <w:rPr>
+          <w:rStyle w:val="ControlFlowTok"/>
+        </w:rPr>
+        <w:t xml:space="preserve">else</w:t>
+      </w:r>
+      <w:r>
+        <w:rPr>
+          <w:rStyle w:val="NormalTok"/>
+        </w:rPr>
+        <w:t xml:space="preserve"> </w:t>
+      </w:r>
+      <w:r>
+        <w:rPr>
+          <w:rStyle w:val="FunctionTok"/>
+        </w:rPr>
+        <w:t xml:space="preserve">c</w:t>
+      </w:r>
+      <w:r>
+        <w:rPr>
+          <w:rStyle w:val="NormalTok"/>
+        </w:rPr>
+        <w:t xml:space="preserve">(</w:t>
+      </w:r>
+      <w:r>
+        <w:rPr>
+          <w:rStyle w:val="StringTok"/>
+        </w:rPr>
+        <w:t xml:space="preserve">"Blue"</w:t>
+      </w:r>
+      <w:r>
+        <w:rPr>
+          <w:rStyle w:val="NormalTok"/>
+        </w:rPr>
+        <w:t xml:space="preserve">)</w:t>
+      </w:r>
+      <w:r>
+        <w:br/>
+      </w:r>
+      <w:r>
+        <w:rPr>
+          <w:rStyle w:val="NormalTok"/>
+        </w:rPr>
+        <w:t xml:space="preserve">grf </w:t>
+      </w:r>
+      <w:r>
+        <w:rPr>
+          <w:rStyle w:val="OtherTok"/>
+        </w:rPr>
+        <w:t xml:space="preserve">&lt;-</w:t>
+      </w:r>
+      <w:r>
+        <w:rPr>
+          <w:rStyle w:val="NormalTok"/>
+        </w:rPr>
+        <w:t xml:space="preserve"> </w:t>
+      </w:r>
+      <w:r>
+        <w:rPr>
+          <w:rStyle w:val="FunctionTok"/>
+        </w:rPr>
+        <w:t xml:space="preserve">plot_series</w:t>
+      </w:r>
+      <w:r>
+        <w:rPr>
+          <w:rStyle w:val="NormalTok"/>
+        </w:rPr>
+        <w:t xml:space="preserve">(fit_loss, </w:t>
       </w:r>
       <w:r>
         <w:rPr>
           <w:rStyle w:val="AttributeTok"/>
         </w:rPr>
-        <w:t xml:space="preserve">train_loss =</w:t>
-      </w:r>
-      <w:r>
-        <w:rPr>
-          <w:rStyle w:val="NormalTok"/>
-        </w:rPr>
-        <w:t xml:space="preserve"> auto</w:t>
-      </w:r>
-      <w:r>
-        <w:rPr>
-          <w:rStyle w:val="SpecialCharTok"/>
-        </w:rPr>
-        <w:t xml:space="preserve">$</w:t>
-      </w:r>
-      <w:r>
-        <w:rPr>
-          <w:rStyle w:val="NormalTok"/>
-        </w:rPr>
-        <w:t xml:space="preserve">train_loss,</w:t>
-      </w:r>
-      <w:r>
-        <w:br/>
-      </w:r>
-      <w:r>
-        <w:rPr>
-          <w:rStyle w:val="NormalTok"/>
-        </w:rPr>
-        <w:t xml:space="preserve">  </w:t>
-      </w:r>
-      <w:r>
-        <w:rPr>
-          <w:rStyle w:val="AttributeTok"/>
-        </w:rPr>
-        <w:t xml:space="preserve">val_loss =</w:t>
-      </w:r>
-      <w:r>
-        <w:rPr>
-          <w:rStyle w:val="NormalTok"/>
-        </w:rPr>
-        <w:t xml:space="preserve"> auto</w:t>
-      </w:r>
-      <w:r>
-        <w:rPr>
-          <w:rStyle w:val="SpecialCharTok"/>
-        </w:rPr>
-        <w:t xml:space="preserve">$</w:t>
-      </w:r>
-      <w:r>
-        <w:rPr>
-          <w:rStyle w:val="NormalTok"/>
-        </w:rPr>
-        <w:t xml:space="preserve">val_loss</w:t>
-      </w:r>
-      <w:r>
-        <w:br/>
-      </w:r>
-      <w:r>
-        <w:rPr>
-          <w:rStyle w:val="NormalTok"/>
-        </w:rPr>
-        <w:t xml:space="preserve">)</w:t>
-      </w:r>
-      <w:r>
-        <w:br/>
-      </w:r>
-      <w:r>
-        <w:rPr>
-          <w:rStyle w:val="NormalTok"/>
-        </w:rPr>
-        <w:t xml:space="preserve">grf </w:t>
-      </w:r>
-      <w:r>
-        <w:rPr>
-          <w:rStyle w:val="OtherTok"/>
-        </w:rPr>
-        <w:t xml:space="preserve">&lt;-</w:t>
-      </w:r>
-      <w:r>
-        <w:rPr>
-          <w:rStyle w:val="NormalTok"/>
-        </w:rPr>
-        <w:t xml:space="preserve"> </w:t>
-      </w:r>
-      <w:r>
-        <w:rPr>
-          <w:rStyle w:val="FunctionTok"/>
-        </w:rPr>
-        <w:t xml:space="preserve">plot_series</w:t>
-      </w:r>
-      <w:r>
-        <w:rPr>
-          <w:rStyle w:val="NormalTok"/>
-        </w:rPr>
-        <w:t xml:space="preserve">(fit_loss, </w:t>
-      </w:r>
-      <w:r>
-        <w:rPr>
-          <w:rStyle w:val="AttributeTok"/>
-        </w:rPr>
         <w:t xml:space="preserve">colors =</w:t>
       </w:r>
       <w:r>
         <w:rPr>
           <w:rStyle w:val="NormalTok"/>
         </w:rPr>
-        <w:t xml:space="preserve"> </w:t>
-      </w:r>
-      <w:r>
-        <w:rPr>
-          <w:rStyle w:val="FunctionTok"/>
-        </w:rPr>
-        <w:t xml:space="preserve">c</w:t>
-      </w:r>
-      <w:r>
-        <w:rPr>
-          <w:rStyle w:val="NormalTok"/>
-        </w:rPr>
-        <w:t xml:space="preserve">(</w:t>
-      </w:r>
-      <w:r>
-        <w:rPr>
-          <w:rStyle w:val="StringTok"/>
-        </w:rPr>
-        <w:t xml:space="preserve">'Blue'</w:t>
-      </w:r>
-      <w:r>
-        <w:rPr>
-          <w:rStyle w:val="NormalTok"/>
-        </w:rPr>
-        <w:t xml:space="preserve">, </w:t>
-      </w:r>
-      <w:r>
-        <w:rPr>
-          <w:rStyle w:val="StringTok"/>
-        </w:rPr>
-        <w:t xml:space="preserve">'Orange'</w:t>
-      </w:r>
-      <w:r>
-        <w:rPr>
-          <w:rStyle w:val="NormalTok"/>
-        </w:rPr>
-        <w:t xml:space="preserve">))</w:t>
+        <w:t xml:space="preserve"> colors)</w:t>
       </w:r>
       <w:r>
         <w:br/>
@@ -1094,18 +1313,18 @@
           <wp:inline>
             <wp:extent cx="4620126" cy="3696101"/>
             <wp:effectExtent b="0" l="0" r="0" t="0"/>
-            <wp:docPr descr="" title="" id="21" name="Picture"/>
+            <wp:docPr descr="" title="" id="10" name="Picture"/>
             <a:graphic>
               <a:graphicData uri="http://schemas.openxmlformats.org/drawingml/2006/picture">
                 <pic:pic>
                   <pic:nvPicPr>
-                    <pic:cNvPr descr="/home/gpca/daltoolboxdp/examples/autoencoder/doc/autoenc_stacked_e_files/figure-docx/unnamed-chunk-7-1.png" id="22" name="Picture"/>
+                    <pic:cNvPr descr="C:\Git\dal\daltoolboxdp\examples\autoencoder\doc\autoenc_stacked_e_files/9af7da077e0e918f4d88b334f125ab639adefd6e.png" id="11" name="Picture"/>
                     <pic:cNvPicPr>
                       <a:picLocks noChangeArrowheads="1" noChangeAspect="1"/>
                     </pic:cNvPicPr>
                   </pic:nvPicPr>
                   <pic:blipFill>
-                    <a:blip r:embed="rId20"/>
+                    <a:blip r:embed="rId9"/>
                     <a:stretch>
                       <a:fillRect/>
                     </a:stretch>
@@ -1314,7 +1533,7 @@
         <w:rPr>
           <w:rStyle w:val="VerbatimChar"/>
         </w:rPr>
-        <w:t xml:space="preserve">##           [,1]        [,2]      [,3]</w:t>
+        <w:t xml:space="preserve">##             [,1]     [,2]     [,3]</w:t>
       </w:r>
       <w:r>
         <w:br/>
@@ -1323,7 +1542,7 @@
         <w:rPr>
           <w:rStyle w:val="VerbatimChar"/>
         </w:rPr>
-        <w:t xml:space="preserve">## [1,] -1.730027 -0.35538977 0.4878845</w:t>
+        <w:t xml:space="preserve">## [1,] -0.08175350 1.093438 1.338181</w:t>
       </w:r>
       <w:r>
         <w:br/>
@@ -1332,7 +1551,7 @@
         <w:rPr>
           <w:rStyle w:val="VerbatimChar"/>
         </w:rPr>
-        <w:t xml:space="preserve">## [2,] -1.778020 -0.29989731 0.5997685</w:t>
+        <w:t xml:space="preserve">## [2,] -0.08640284 1.186911 1.443448</w:t>
       </w:r>
       <w:r>
         <w:br/>
@@ -1341,7 +1560,7 @@
         <w:rPr>
           <w:rStyle w:val="VerbatimChar"/>
         </w:rPr>
-        <w:t xml:space="preserve">## [3,] -1.764874 -0.24115714 0.6937118</w:t>
+        <w:t xml:space="preserve">## [3,] -0.08882306 1.235012 1.497661</w:t>
       </w:r>
       <w:r>
         <w:br/>
@@ -1350,7 +1569,7 @@
         <w:rPr>
           <w:rStyle w:val="VerbatimChar"/>
         </w:rPr>
-        <w:t xml:space="preserve">## [4,] -1.695748 -0.18260249 0.7644752</w:t>
+        <w:t xml:space="preserve">## [4,] -0.08874061 1.232859 1.495268</w:t>
       </w:r>
       <w:r>
         <w:br/>
@@ -1359,7 +1578,7 @@
         <w:rPr>
           <w:rStyle w:val="VerbatimChar"/>
         </w:rPr>
-        <w:t xml:space="preserve">## [5,] -1.577559 -0.13075729 0.8054565</w:t>
+        <w:t xml:space="preserve">## [5,] -0.08637958 1.184942 1.441326</w:t>
       </w:r>
       <w:r>
         <w:br/>
@@ -1368,7 +1587,7 @@
         <w:rPr>
           <w:rStyle w:val="VerbatimChar"/>
         </w:rPr>
-        <w:t xml:space="preserve">## [6,] -1.415492 -0.09137172 0.8122802</w:t>
+        <w:t xml:space="preserve">## [6,] -0.08212122 1.098785 1.344317</w:t>
       </w:r>
     </w:p>
     <w:p>
@@ -1385,7 +1604,7 @@
         <w:t xml:space="preserve">- Bengio, Y., Lamblin, P., Popovici, D., &amp; Larochelle, H. (2007). Greedy layer-wise training of deep networks. NIPS.</w:t>
       </w:r>
     </w:p>
-    <w:bookmarkEnd w:id="23"/>
+    <w:bookmarkEnd w:id="12"/>
     <w:sectPr>
       <w:footnotePr>
         <w:numRestart w:val="eachSect"/>
@@ -1507,10 +1726,10 @@
   <w:docDefaults>
     <w:rPrDefault>
       <w:rPr>
-        <w:rFonts w:asciiTheme="minorHAnsi" w:cstheme="minorBidi" w:eastAsiaTheme="minorHAnsi" w:hAnsiTheme="minorHAnsi"/>
+        <w:rFonts w:asciiTheme="minorHAnsi" w:cstheme="minorBidi" w:eastAsiaTheme="minorEastAsia" w:hAnsiTheme="minorHAnsi"/>
         <w:sz w:val="24"/>
         <w:szCs w:val="24"/>
-        <w:lang w:bidi="ar-SA" w:eastAsia="en-US" w:val="en-US"/>
+        <w:lang w:bidi="ar-SA" w:eastAsia="zh-CN" w:val="en-US"/>
       </w:rPr>
     </w:rPrDefault>
     <w:pPrDefault>
@@ -2051,13 +2270,6 @@
       </w:tblCellMar>
     </w:tblPr>
     <w:tblStylePr w:type="firstRow">
-      <w:tblPr>
-        <w:jc w:val="left"/>
-        <w:tblInd w:type="dxa" w:w="0"/>
-      </w:tblPr>
-      <w:trPr>
-        <w:jc w:val="left"/>
-      </w:trPr>
       <w:tcPr>
         <w:tcBorders>
           <w:bottom w:val="single"/>

--- a/examples/autoencoder/doc/autoenc_stacked_e.docx
+++ b/examples/autoencoder/doc/autoenc_stacked_e.docx
@@ -811,6 +811,185 @@
           <w:rStyle w:val="NormalTok"/>
         </w:rPr>
         <w:t xml:space="preserve">(auto, train)</w:t>
+      </w:r>
+    </w:p>
+    <w:p>
+      <w:pPr>
+        <w:pStyle w:val="FirstParagraph"/>
+      </w:pPr>
+      <w:r>
+        <w:t xml:space="preserve">Constructor configuration</w:t>
+      </w:r>
+      <w:r>
+        <w:t xml:space="preserve"> </w:t>
+      </w:r>
+      <w:r>
+        <w:t xml:space="preserve">- Fixed-epoch baseline: set</w:t>
+      </w:r>
+      <w:r>
+        <w:t xml:space="preserve"> </w:t>
+      </w:r>
+      <w:r>
+        <w:rPr>
+          <w:rStyle w:val="VerbatimChar"/>
+        </w:rPr>
+        <w:t xml:space="preserve">epochs</w:t>
+      </w:r>
+      <w:r>
+        <w:t xml:space="preserve"> </w:t>
+      </w:r>
+      <w:r>
+        <w:t xml:space="preserve">and keep</w:t>
+      </w:r>
+      <w:r>
+        <w:t xml:space="preserve"> </w:t>
+      </w:r>
+      <w:r>
+        <w:rPr>
+          <w:rStyle w:val="VerbatimChar"/>
+        </w:rPr>
+        <w:t xml:space="preserve">validation_strategy = "static"</w:t>
+      </w:r>
+      <w:r>
+        <w:t xml:space="preserve"> </w:t>
+      </w:r>
+      <w:r>
+        <w:t xml:space="preserve">with</w:t>
+      </w:r>
+      <w:r>
+        <w:t xml:space="preserve"> </w:t>
+      </w:r>
+      <w:r>
+        <w:rPr>
+          <w:rStyle w:val="VerbatimChar"/>
+        </w:rPr>
+        <w:t xml:space="preserve">stopping_rule = "none"</w:t>
+      </w:r>
+      <w:r>
+        <w:t xml:space="preserve">.</w:t>
+      </w:r>
+      <w:r>
+        <w:t xml:space="preserve"> </w:t>
+      </w:r>
+      <w:r>
+        <w:t xml:space="preserve">- Static early stopping: keep</w:t>
+      </w:r>
+      <w:r>
+        <w:t xml:space="preserve"> </w:t>
+      </w:r>
+      <w:r>
+        <w:rPr>
+          <w:rStyle w:val="VerbatimChar"/>
+        </w:rPr>
+        <w:t xml:space="preserve">validation_strategy = "static"</w:t>
+      </w:r>
+      <w:r>
+        <w:t xml:space="preserve"> </w:t>
+      </w:r>
+      <w:r>
+        <w:t xml:space="preserve">and choose</w:t>
+      </w:r>
+      <w:r>
+        <w:t xml:space="preserve"> </w:t>
+      </w:r>
+      <w:r>
+        <w:rPr>
+          <w:rStyle w:val="VerbatimChar"/>
+        </w:rPr>
+        <w:t xml:space="preserve">stopping_rule = "patience"</w:t>
+      </w:r>
+      <w:r>
+        <w:t xml:space="preserve">,</w:t>
+      </w:r>
+      <w:r>
+        <w:t xml:space="preserve"> </w:t>
+      </w:r>
+      <w:r>
+        <w:rPr>
+          <w:rStyle w:val="VerbatimChar"/>
+        </w:rPr>
+        <w:t xml:space="preserve">"sma"</w:t>
+      </w:r>
+      <w:r>
+        <w:t xml:space="preserve">,</w:t>
+      </w:r>
+      <w:r>
+        <w:t xml:space="preserve"> </w:t>
+      </w:r>
+      <w:r>
+        <w:rPr>
+          <w:rStyle w:val="VerbatimChar"/>
+        </w:rPr>
+        <w:t xml:space="preserve">"ema"</w:t>
+      </w:r>
+      <w:r>
+        <w:t xml:space="preserve">, or</w:t>
+      </w:r>
+      <w:r>
+        <w:t xml:space="preserve"> </w:t>
+      </w:r>
+      <w:r>
+        <w:rPr>
+          <w:rStyle w:val="VerbatimChar"/>
+        </w:rPr>
+        <w:t xml:space="preserve">"h"</w:t>
+      </w:r>
+      <w:r>
+        <w:t xml:space="preserve">.</w:t>
+      </w:r>
+      <w:r>
+        <w:t xml:space="preserve"> </w:t>
+      </w:r>
+      <w:r>
+        <w:t xml:space="preserve">- Dynamic early stopping: switch</w:t>
+      </w:r>
+      <w:r>
+        <w:t xml:space="preserve"> </w:t>
+      </w:r>
+      <w:r>
+        <w:rPr>
+          <w:rStyle w:val="VerbatimChar"/>
+        </w:rPr>
+        <w:t xml:space="preserve">validation_strategy = "dynamic"</w:t>
+      </w:r>
+      <w:r>
+        <w:t xml:space="preserve"> </w:t>
+      </w:r>
+      <w:r>
+        <w:t xml:space="preserve">and reuse the same stopping rules.</w:t>
+      </w:r>
+      <w:r>
+        <w:t xml:space="preserve"> </w:t>
+      </w:r>
+      <w:r>
+        <w:t xml:space="preserve">- The loss plot below always shows</w:t>
+      </w:r>
+      <w:r>
+        <w:t xml:space="preserve"> </w:t>
+      </w:r>
+      <w:r>
+        <w:rPr>
+          <w:rStyle w:val="VerbatimChar"/>
+        </w:rPr>
+        <w:t xml:space="preserve">train_loss</w:t>
+      </w:r>
+      <w:r>
+        <w:t xml:space="preserve">; it adds</w:t>
+      </w:r>
+      <w:r>
+        <w:t xml:space="preserve"> </w:t>
+      </w:r>
+      <w:r>
+        <w:rPr>
+          <w:rStyle w:val="VerbatimChar"/>
+        </w:rPr>
+        <w:t xml:space="preserve">val_loss</w:t>
+      </w:r>
+      <w:r>
+        <w:t xml:space="preserve"> </w:t>
+      </w:r>
+      <w:r>
+        <w:t xml:space="preserve">when validation is active.</w:t>
       </w:r>
     </w:p>
     <w:p>

--- a/examples/autoencoder/doc/autoenc_stacked_e.docx
+++ b/examples/autoencoder/doc/autoenc_stacked_e.docx
@@ -824,7 +824,7 @@
         <w:t xml:space="preserve"> </w:t>
       </w:r>
       <w:r>
-        <w:t xml:space="preserve">- Fixed-epoch baseline: set</w:t>
+        <w:t xml:space="preserve">- Fixed-epoch baseline: omit</w:t>
       </w:r>
       <w:r>
         <w:t xml:space="preserve"> </w:t>
@@ -839,7 +839,7 @@
         <w:t xml:space="preserve"> </w:t>
       </w:r>
       <w:r>
-        <w:t xml:space="preserve">and keep</w:t>
+        <w:t xml:space="preserve">to use the default value and keep</w:t>
       </w:r>
       <w:r>
         <w:t xml:space="preserve"> </w:t>
@@ -1497,7 +1497,7 @@
               <a:graphicData uri="http://schemas.openxmlformats.org/drawingml/2006/picture">
                 <pic:pic>
                   <pic:nvPicPr>
-                    <pic:cNvPr descr="C:\Git\dal\daltoolboxdp\examples\autoencoder\doc\autoenc_stacked_e_files/9af7da077e0e918f4d88b334f125ab639adefd6e.png" id="11" name="Picture"/>
+                    <pic:cNvPr descr="C:\Git\dal\daltoolboxdp\examples\autoencoder\doc\autoenc_stacked_e_files/a74f20bae2e633bd6be036541048223f4d707bfa.png" id="11" name="Picture"/>
                     <pic:cNvPicPr>
                       <a:picLocks noChangeArrowheads="1" noChangeAspect="1"/>
                     </pic:cNvPicPr>
@@ -1712,61 +1712,61 @@
         <w:rPr>
           <w:rStyle w:val="VerbatimChar"/>
         </w:rPr>
-        <w:t xml:space="preserve">##             [,1]     [,2]     [,3]</w:t>
-      </w:r>
-      <w:r>
-        <w:br/>
-      </w:r>
-      <w:r>
-        <w:rPr>
-          <w:rStyle w:val="VerbatimChar"/>
-        </w:rPr>
-        <w:t xml:space="preserve">## [1,] -0.08175350 1.093438 1.338181</w:t>
-      </w:r>
-      <w:r>
-        <w:br/>
-      </w:r>
-      <w:r>
-        <w:rPr>
-          <w:rStyle w:val="VerbatimChar"/>
-        </w:rPr>
-        <w:t xml:space="preserve">## [2,] -0.08640284 1.186911 1.443448</w:t>
-      </w:r>
-      <w:r>
-        <w:br/>
-      </w:r>
-      <w:r>
-        <w:rPr>
-          <w:rStyle w:val="VerbatimChar"/>
-        </w:rPr>
-        <w:t xml:space="preserve">## [3,] -0.08882306 1.235012 1.497661</w:t>
-      </w:r>
-      <w:r>
-        <w:br/>
-      </w:r>
-      <w:r>
-        <w:rPr>
-          <w:rStyle w:val="VerbatimChar"/>
-        </w:rPr>
-        <w:t xml:space="preserve">## [4,] -0.08874061 1.232859 1.495268</w:t>
-      </w:r>
-      <w:r>
-        <w:br/>
-      </w:r>
-      <w:r>
-        <w:rPr>
-          <w:rStyle w:val="VerbatimChar"/>
-        </w:rPr>
-        <w:t xml:space="preserve">## [5,] -0.08637958 1.184942 1.441326</w:t>
-      </w:r>
-      <w:r>
-        <w:br/>
-      </w:r>
-      <w:r>
-        <w:rPr>
-          <w:rStyle w:val="VerbatimChar"/>
-        </w:rPr>
-        <w:t xml:space="preserve">## [6,] -0.08212122 1.098785 1.344317</w:t>
+        <w:t xml:space="preserve">##           [,1]       [,2]      [,3]</w:t>
+      </w:r>
+      <w:r>
+        <w:br/>
+      </w:r>
+      <w:r>
+        <w:rPr>
+          <w:rStyle w:val="VerbatimChar"/>
+        </w:rPr>
+        <w:t xml:space="preserve">## [1,] -1.050329 -0.5473346 -1.106816</w:t>
+      </w:r>
+      <w:r>
+        <w:br/>
+      </w:r>
+      <w:r>
+        <w:rPr>
+          <w:rStyle w:val="VerbatimChar"/>
+        </w:rPr>
+        <w:t xml:space="preserve">## [2,] -1.120250 -0.5927152 -1.179724</w:t>
+      </w:r>
+      <w:r>
+        <w:br/>
+      </w:r>
+      <w:r>
+        <w:rPr>
+          <w:rStyle w:val="VerbatimChar"/>
+        </w:rPr>
+        <w:t xml:space="preserve">## [3,] -1.152544 -0.6134523 -1.214229</w:t>
+      </w:r>
+      <w:r>
+        <w:br/>
+      </w:r>
+      <w:r>
+        <w:rPr>
+          <w:rStyle w:val="VerbatimChar"/>
+        </w:rPr>
+        <w:t xml:space="preserve">## [4,] -1.148923 -0.6111018 -1.210367</w:t>
+      </w:r>
+      <w:r>
+        <w:br/>
+      </w:r>
+      <w:r>
+        <w:rPr>
+          <w:rStyle w:val="VerbatimChar"/>
+        </w:rPr>
+        <w:t xml:space="preserve">## [5,] -1.109489 -0.5857104 -1.168289</w:t>
+      </w:r>
+      <w:r>
+        <w:br/>
+      </w:r>
+      <w:r>
+        <w:rPr>
+          <w:rStyle w:val="VerbatimChar"/>
+        </w:rPr>
+        <w:t xml:space="preserve">## [6,] -1.032402 -0.5355799 -1.088227</w:t>
       </w:r>
     </w:p>
     <w:p>

--- a/examples/autoencoder/doc/autoenc_stacked_e.docx
+++ b/examples/autoencoder/doc/autoenc_stacked_e.docx
@@ -994,6 +994,56 @@
     </w:p>
     <w:p>
       <w:pPr>
+        <w:pStyle w:val="BodyText"/>
+      </w:pPr>
+      <w:r>
+        <w:t xml:space="preserve">Architecture variations</w:t>
+      </w:r>
+      <w:r>
+        <w:t xml:space="preserve"> </w:t>
+      </w:r>
+      <w:r>
+        <w:t xml:space="preserve">-</w:t>
+      </w:r>
+      <w:r>
+        <w:t xml:space="preserve"> </w:t>
+      </w:r>
+      <w:r>
+        <w:rPr>
+          <w:rStyle w:val="VerbatimChar"/>
+        </w:rPr>
+        <w:t xml:space="preserve">encoding_sizes = c(16L, 8L, 4L)</w:t>
+      </w:r>
+      <w:r>
+        <w:t xml:space="preserve"> </w:t>
+      </w:r>
+      <w:r>
+        <w:t xml:space="preserve">creates progressively smaller latent stages.</w:t>
+      </w:r>
+      <w:r>
+        <w:t xml:space="preserve"> </w:t>
+      </w:r>
+      <w:r>
+        <w:t xml:space="preserve">-</w:t>
+      </w:r>
+      <w:r>
+        <w:t xml:space="preserve"> </w:t>
+      </w:r>
+      <w:r>
+        <w:rPr>
+          <w:rStyle w:val="VerbatimChar"/>
+        </w:rPr>
+        <w:t xml:space="preserve">encoder_hidden_sizes</w:t>
+      </w:r>
+      <w:r>
+        <w:t xml:space="preserve"> </w:t>
+      </w:r>
+      <w:r>
+        <w:t xml:space="preserve">can be a single vector shared by all stages or a list with one layout per stage.</w:t>
+      </w:r>
+    </w:p>
+    <w:p>
+      <w:pPr>
         <w:pStyle w:val="SourceCode"/>
       </w:pPr>
       <w:r>
@@ -1497,7 +1547,7 @@
               <a:graphicData uri="http://schemas.openxmlformats.org/drawingml/2006/picture">
                 <pic:pic>
                   <pic:nvPicPr>
-                    <pic:cNvPr descr="C:\Git\dal\daltoolboxdp\examples\autoencoder\doc\autoenc_stacked_e_files/a74f20bae2e633bd6be036541048223f4d707bfa.png" id="11" name="Picture"/>
+                    <pic:cNvPr descr="/home/gpca/daltoolboxdp/examples/autoencoder/doc/autoenc_stacked_e_files/d053308b8476e97eee02c24b96343cb1e614652d.png" id="11" name="Picture"/>
                     <pic:cNvPicPr>
                       <a:picLocks noChangeArrowheads="1" noChangeAspect="1"/>
                     </pic:cNvPicPr>
@@ -1721,52 +1771,52 @@
         <w:rPr>
           <w:rStyle w:val="VerbatimChar"/>
         </w:rPr>
-        <w:t xml:space="preserve">## [1,] -1.050329 -0.5473346 -1.106816</w:t>
-      </w:r>
-      <w:r>
-        <w:br/>
-      </w:r>
-      <w:r>
-        <w:rPr>
-          <w:rStyle w:val="VerbatimChar"/>
-        </w:rPr>
-        <w:t xml:space="preserve">## [2,] -1.120250 -0.5927152 -1.179724</w:t>
-      </w:r>
-      <w:r>
-        <w:br/>
-      </w:r>
-      <w:r>
-        <w:rPr>
-          <w:rStyle w:val="VerbatimChar"/>
-        </w:rPr>
-        <w:t xml:space="preserve">## [3,] -1.152544 -0.6134523 -1.214229</w:t>
-      </w:r>
-      <w:r>
-        <w:br/>
-      </w:r>
-      <w:r>
-        <w:rPr>
-          <w:rStyle w:val="VerbatimChar"/>
-        </w:rPr>
-        <w:t xml:space="preserve">## [4,] -1.148923 -0.6111018 -1.210367</w:t>
-      </w:r>
-      <w:r>
-        <w:br/>
-      </w:r>
-      <w:r>
-        <w:rPr>
-          <w:rStyle w:val="VerbatimChar"/>
-        </w:rPr>
-        <w:t xml:space="preserve">## [5,] -1.109489 -0.5857104 -1.168289</w:t>
-      </w:r>
-      <w:r>
-        <w:br/>
-      </w:r>
-      <w:r>
-        <w:rPr>
-          <w:rStyle w:val="VerbatimChar"/>
-        </w:rPr>
-        <w:t xml:space="preserve">## [6,] -1.032402 -0.5355799 -1.088227</w:t>
+        <w:t xml:space="preserve">## [1,] -1.422097 -0.9948580 0.2520369</w:t>
+      </w:r>
+      <w:r>
+        <w:br/>
+      </w:r>
+      <w:r>
+        <w:rPr>
+          <w:rStyle w:val="VerbatimChar"/>
+        </w:rPr>
+        <w:t xml:space="preserve">## [2,] -1.504448 -1.0676463 0.2517187</w:t>
+      </w:r>
+      <w:r>
+        <w:br/>
+      </w:r>
+      <w:r>
+        <w:rPr>
+          <w:rStyle w:val="VerbatimChar"/>
+        </w:rPr>
+        <w:t xml:space="preserve">## [3,] -1.541969 -1.1003380 0.2539774</w:t>
+      </w:r>
+      <w:r>
+        <w:br/>
+      </w:r>
+      <w:r>
+        <w:rPr>
+          <w:rStyle w:val="VerbatimChar"/>
+        </w:rPr>
+        <w:t xml:space="preserve">## [4,] -1.540159 -1.0989952 0.2546771</w:t>
+      </w:r>
+      <w:r>
+        <w:br/>
+      </w:r>
+      <w:r>
+        <w:rPr>
+          <w:rStyle w:val="VerbatimChar"/>
+        </w:rPr>
+        <w:t xml:space="preserve">## [5,] -1.498114 -1.0623713 0.2552076</w:t>
+      </w:r>
+      <w:r>
+        <w:br/>
+      </w:r>
+      <w:r>
+        <w:rPr>
+          <w:rStyle w:val="VerbatimChar"/>
+        </w:rPr>
+        <w:t xml:space="preserve">## [6,] -1.413195 -0.9863642 0.2584034</w:t>
       </w:r>
     </w:p>
     <w:p>

--- a/examples/autoencoder/doc/autoenc_stacked_e.docx
+++ b/examples/autoencoder/doc/autoenc_stacked_e.docx
@@ -1547,7 +1547,7 @@
               <a:graphicData uri="http://schemas.openxmlformats.org/drawingml/2006/picture">
                 <pic:pic>
                   <pic:nvPicPr>
-                    <pic:cNvPr descr="/home/gpca/daltoolboxdp/examples/autoencoder/doc/autoenc_stacked_e_files/d053308b8476e97eee02c24b96343cb1e614652d.png" id="11" name="Picture"/>
+                    <pic:cNvPr descr="C:\Git\dal\daltoolboxdp\examples\autoencoder\doc\autoenc_stacked_e_files/78f72aff5aae8876615c82c659491fabb6bc9a42.png" id="11" name="Picture"/>
                     <pic:cNvPicPr>
                       <a:picLocks noChangeArrowheads="1" noChangeAspect="1"/>
                     </pic:cNvPicPr>
@@ -1762,61 +1762,61 @@
         <w:rPr>
           <w:rStyle w:val="VerbatimChar"/>
         </w:rPr>
-        <w:t xml:space="preserve">##           [,1]       [,2]      [,3]</w:t>
-      </w:r>
-      <w:r>
-        <w:br/>
-      </w:r>
-      <w:r>
-        <w:rPr>
-          <w:rStyle w:val="VerbatimChar"/>
-        </w:rPr>
-        <w:t xml:space="preserve">## [1,] -1.422097 -0.9948580 0.2520369</w:t>
-      </w:r>
-      <w:r>
-        <w:br/>
-      </w:r>
-      <w:r>
-        <w:rPr>
-          <w:rStyle w:val="VerbatimChar"/>
-        </w:rPr>
-        <w:t xml:space="preserve">## [2,] -1.504448 -1.0676463 0.2517187</w:t>
-      </w:r>
-      <w:r>
-        <w:br/>
-      </w:r>
-      <w:r>
-        <w:rPr>
-          <w:rStyle w:val="VerbatimChar"/>
-        </w:rPr>
-        <w:t xml:space="preserve">## [3,] -1.541969 -1.1003380 0.2539774</w:t>
-      </w:r>
-      <w:r>
-        <w:br/>
-      </w:r>
-      <w:r>
-        <w:rPr>
-          <w:rStyle w:val="VerbatimChar"/>
-        </w:rPr>
-        <w:t xml:space="preserve">## [4,] -1.540159 -1.0989952 0.2546771</w:t>
-      </w:r>
-      <w:r>
-        <w:br/>
-      </w:r>
-      <w:r>
-        <w:rPr>
-          <w:rStyle w:val="VerbatimChar"/>
-        </w:rPr>
-        <w:t xml:space="preserve">## [5,] -1.498114 -1.0623713 0.2552076</w:t>
-      </w:r>
-      <w:r>
-        <w:br/>
-      </w:r>
-      <w:r>
-        <w:rPr>
-          <w:rStyle w:val="VerbatimChar"/>
-        </w:rPr>
-        <w:t xml:space="preserve">## [6,] -1.413195 -0.9863642 0.2584034</w:t>
+        <w:t xml:space="preserve">##          [,1]      [,2]      [,3]</w:t>
+      </w:r>
+      <w:r>
+        <w:br/>
+      </w:r>
+      <w:r>
+        <w:rPr>
+          <w:rStyle w:val="VerbatimChar"/>
+        </w:rPr>
+        <w:t xml:space="preserve">## [1,] 1.063763 -1.286976 -1.789592</w:t>
+      </w:r>
+      <w:r>
+        <w:br/>
+      </w:r>
+      <w:r>
+        <w:rPr>
+          <w:rStyle w:val="VerbatimChar"/>
+        </w:rPr>
+        <w:t xml:space="preserve">## [2,] 1.112706 -1.370241 -1.901208</w:t>
+      </w:r>
+      <w:r>
+        <w:br/>
+      </w:r>
+      <w:r>
+        <w:rPr>
+          <w:rStyle w:val="VerbatimChar"/>
+        </w:rPr>
+        <w:t xml:space="preserve">## [3,] 1.139156 -1.415405 -1.963008</w:t>
+      </w:r>
+      <w:r>
+        <w:br/>
+      </w:r>
+      <w:r>
+        <w:rPr>
+          <w:rStyle w:val="VerbatimChar"/>
+        </w:rPr>
+        <w:t xml:space="preserve">## [4,] 1.142125 -1.420023 -1.970339</w:t>
+      </w:r>
+      <w:r>
+        <w:br/>
+      </w:r>
+      <w:r>
+        <w:rPr>
+          <w:rStyle w:val="VerbatimChar"/>
+        </w:rPr>
+        <w:t xml:space="preserve">## [5,] 1.121404 -1.383690 -1.922564</w:t>
+      </w:r>
+      <w:r>
+        <w:br/>
+      </w:r>
+      <w:r>
+        <w:rPr>
+          <w:rStyle w:val="VerbatimChar"/>
+        </w:rPr>
+        <w:t xml:space="preserve">## [6,] 1.077206 -1.307399 -1.820995</w:t>
       </w:r>
     </w:p>
     <w:p>
